--- a/site/files/career.docx
+++ b/site/files/career.docx
@@ -1110,7 +1110,7 @@
       <w:r>
         <w:t xml:space="preserve">T10: </w:t>
       </w:r>
-      <w:hyperlink w:history="1" r:id="rIdf7orqemx7v9_kiqj4if9p">
+      <w:hyperlink w:history="1" r:id="rId296bv4c3hrfh1yadvibzf">
         <w:r>
           <w:rPr>
             <w:rStyle w:val="Hyperlink"/>
@@ -1131,7 +1131,7 @@
       <w:r>
         <w:t xml:space="preserve">T12: </w:t>
       </w:r>
-      <w:hyperlink w:history="1" r:id="rIdhi8zsjk7eucnwmgusc6cm">
+      <w:hyperlink w:history="1" r:id="rIdn4npxhllphooxdn1tmvjh">
         <w:r>
           <w:rPr>
             <w:rStyle w:val="Hyperlink"/>

--- a/site/files/career.docx
+++ b/site/files/career.docx
@@ -202,7 +202,7 @@
           </w:tcPr>
           <w:p>
             <w:r>
-              <w:t xml:space="preserve">T01 Aleph Project (2026.08.11 ~ 08.21)</w:t>
+              <w:t xml:space="preserve">Aleph Project (2026.08.11 ~ 08.21)</w:t>
             </w:r>
           </w:p>
         </w:tc>
@@ -312,7 +312,7 @@
           </w:tcPr>
           <w:p>
             <w:r>
-              <w:t xml:space="preserve">T07 PinPoint 재설계 (2026.09)</w:t>
+              <w:t xml:space="preserve">PinPoint 재설계 (2026.09)</w:t>
             </w:r>
           </w:p>
         </w:tc>
@@ -354,7 +354,7 @@
           </w:tcPr>
           <w:p>
             <w:r>
-              <w:t xml:space="preserve">T06의 픽셀 테마가 부분 수정으로는 원하는 수준에 닿지 않았다.</w:t>
+              <w:t xml:space="preserve">첫 버전의 픽셀 테마가 부분 수정으로는 원하는 수준에 닿지 않았다.</w:t>
             </w:r>
           </w:p>
         </w:tc>
@@ -422,7 +422,7 @@
           </w:tcPr>
           <w:p>
             <w:r>
-              <w:t xml:space="preserve">T08 Aleph Portfolio (2026.09 ~ 09.15)</w:t>
+              <w:t xml:space="preserve">Aleph Portfolio (2026.09 ~ 09.15)</w:t>
             </w:r>
           </w:p>
         </w:tc>
@@ -532,7 +532,7 @@
           </w:tcPr>
           <w:p>
             <w:r>
-              <w:t xml:space="preserve">T09 나를 말하는 에이전트 (2026.09.10 ~ 09.15)</w:t>
+              <w:t xml:space="preserve">나를 말하는 에이전트 (2026.09.10 ~ 09.15)</w:t>
             </w:r>
           </w:p>
         </w:tc>
@@ -642,7 +642,7 @@
           </w:tcPr>
           <w:p>
             <w:r>
-              <w:t xml:space="preserve">T10 논문 (2026.09.13 ~ 10.01)</w:t>
+              <w:t xml:space="preserve">논문 (2026.09.13 ~ 10.01)</w:t>
             </w:r>
           </w:p>
         </w:tc>
@@ -752,7 +752,7 @@
           </w:tcPr>
           <w:p>
             <w:r>
-              <w:t xml:space="preserve">T11 소설 (2026.09 ~ 10)</w:t>
+              <w:t xml:space="preserve">소설 (2026.09 ~ 10)</w:t>
             </w:r>
           </w:p>
         </w:tc>
@@ -972,7 +972,7 @@
           </w:tcPr>
           <w:p>
             <w:r>
-              <w:t xml:space="preserve">T12 포트폴리오 (2026.10.14 ~ )</w:t>
+              <w:t xml:space="preserve">포트폴리오 (2026.10.14 ~ )</w:t>
             </w:r>
           </w:p>
         </w:tc>
@@ -1095,7 +1095,7 @@
         <w:spacing w:after="80"/>
       </w:pPr>
       <w:r>
-        <w:t xml:space="preserve">T01 ~ T09 결과물: 포트폴리오 「과정에서 만든 것들」의 배포 링크</w:t>
+        <w:t xml:space="preserve">과정 과제 결과물: 포트폴리오 「과정에서 만든 것들」의 배포 링크</w:t>
       </w:r>
     </w:p>
     <w:p>
@@ -1108,9 +1108,9 @@
         <w:spacing w:after="80"/>
       </w:pPr>
       <w:r>
-        <w:t xml:space="preserve">T10: </w:t>
+        <w:t xml:space="preserve">논문: </w:t>
       </w:r>
-      <w:hyperlink w:history="1" r:id="rId296bv4c3hrfh1yadvibzf">
+      <w:hyperlink w:history="1" r:id="rIdfkrokera3stoqbldbxipo">
         <w:r>
           <w:rPr>
             <w:rStyle w:val="Hyperlink"/>
@@ -1129,9 +1129,9 @@
         <w:spacing w:after="80"/>
       </w:pPr>
       <w:r>
-        <w:t xml:space="preserve">T12: </w:t>
+        <w:t xml:space="preserve">포트폴리오: </w:t>
       </w:r>
-      <w:hyperlink w:history="1" r:id="rIdn4npxhllphooxdn1tmvjh">
+      <w:hyperlink w:history="1" r:id="rIdd2uvu7_pdcb6w4pcqoobx">
         <w:r>
           <w:rPr>
             <w:rStyle w:val="Hyperlink"/>
